--- a/HMIS BNTS - Search/Learner Text - HMIS BNTS Search.docx
+++ b/HMIS BNTS - Search/Learner Text - HMIS BNTS Search.docx
@@ -4509,7 +4509,7 @@
           <w:color w:val="5F7787"/>
           <w:u w:val="none"/>
         </w:rPr>
-        <w:t>Four separate tools, one per slide. Each waits for the learner to do the thing the slide describes and then says what happened.</w:t>
+        <w:t>Three separate tools, one per slide. Each is the interface and nothing else — the slide carries the instruction — and each waits for the learner to do the thing the slide describes and then says what happened.</w:t>
       </w:r>
     </w:p>
     <w:p>
@@ -4523,7 +4523,7 @@
           <w:color w:val="5F7787"/>
           <w:u w:val="none"/>
         </w:rPr>
-        <w:t>These are not scored. The gate is the search itself: nothing advances until the learner has run it.</w:t>
+        <w:t>These are not scored. The gate is the search itself: nothing advances until the learner has run it. An embed the script gives nothing to say has no text here, and says nothing.</w:t>
       </w:r>
     </w:p>
     <w:p>
@@ -4552,7 +4552,7 @@
           <w:sz w:val="16"/>
           <w:u w:val="none"/>
         </w:rPr>
-        <w:t>STEP1.1.DOES</w:t>
+        <w:t>STEP1.1.HAPPENS</w:t>
       </w:r>
     </w:p>
     <w:p>
@@ -4567,7 +4567,7 @@
           <w:sz w:val="18"/>
           <w:u w:val="none"/>
         </w:rPr>
-        <w:t>Learner does</w:t>
+        <w:t>What happens</w:t>
       </w:r>
     </w:p>
     <w:p>
@@ -4576,25 +4576,32 @@
         <w:ind w:left="360"/>
       </w:pPr>
       <w:r>
-        <w:t xml:space="preserve">Searches </w:t>
-      </w:r>
+        <w:t>An empty list is not proof this person has no record.</w:t>
+      </w:r>
+    </w:p>
+    <w:p>
+      <w:pPr>
+        <w:spacing w:after="200"/>
+      </w:pPr>
+      <w:r>
+        <w:rPr>
+          <w:color w:val="D0DAE0"/>
+        </w:rPr>
+        <w:t>——————————————————————————————————————————————</w:t>
+      </w:r>
+    </w:p>
+    <w:p>
+      <w:pPr>
+        <w:spacing w:after="160"/>
+      </w:pPr>
       <w:r>
         <w:rPr>
           <w:b/>
-        </w:rPr>
-        <w:t>Desmond Carrow</w:t>
-      </w:r>
-      <w:r>
-        <w:t xml:space="preserve">. Then </w:t>
-      </w:r>
-      <w:r>
-        <w:rPr>
-          <w:b/>
-        </w:rPr>
-        <w:t>Carrow</w:t>
-      </w:r>
-      <w:r>
-        <w:t xml:space="preserve"> on its own.</w:t>
+          <w:i w:val="0"/>
+          <w:sz w:val="26"/>
+          <w:u w:val="none"/>
+        </w:rPr>
+        <w:t>Step 2  (task-embed-2.html)</w:t>
       </w:r>
     </w:p>
     <w:p>
@@ -4609,7 +4616,7 @@
           <w:sz w:val="16"/>
           <w:u w:val="none"/>
         </w:rPr>
-        <w:t>STEP1.1.HAPPENS</w:t>
+        <w:t>STEP2.1.HAPPENS</w:t>
       </w:r>
     </w:p>
     <w:p>
@@ -4633,7 +4640,7 @@
         <w:ind w:left="360"/>
       </w:pPr>
       <w:r>
-        <w:t>An empty list is not proof this person has no record.</w:t>
+        <w:t>Two records. Both Dezmond, both born that year, neither with a Social Security Number on file. Nothing he has told you separates them.</w:t>
       </w:r>
     </w:p>
     <w:p>
@@ -4658,185 +4665,7 @@
           <w:sz w:val="26"/>
           <w:u w:val="none"/>
         </w:rPr>
-        <w:t>Step 2  (task-embed-2.html)</w:t>
-      </w:r>
-    </w:p>
-    <w:p>
-      <w:pPr>
-        <w:spacing w:after="40"/>
-      </w:pPr>
-      <w:r>
-        <w:rPr>
-          <w:b w:val="0"/>
-          <w:i w:val="0"/>
-          <w:color w:val="5F7787"/>
-          <w:sz w:val="16"/>
-          <w:u w:val="none"/>
-        </w:rPr>
-        <w:t>STEP2.1.DOES</w:t>
-      </w:r>
-    </w:p>
-    <w:p>
-      <w:pPr>
-        <w:spacing w:after="40"/>
-      </w:pPr>
-      <w:r>
-        <w:rPr>
-          <w:b/>
-          <w:i w:val="0"/>
-          <w:color w:val="066888"/>
-          <w:sz w:val="18"/>
-          <w:u w:val="none"/>
-        </w:rPr>
-        <w:t>Learner does</w:t>
-      </w:r>
-    </w:p>
-    <w:p>
-      <w:pPr>
-        <w:spacing w:after="200"/>
-        <w:ind w:left="360"/>
-      </w:pPr>
-      <w:r>
-        <w:t xml:space="preserve">Searches the fragment </w:t>
-      </w:r>
-      <w:r>
-        <w:rPr>
-          <w:b/>
-        </w:rPr>
-        <w:t>Dez</w:t>
-      </w:r>
-      <w:r>
-        <w:t xml:space="preserve"> with the year, </w:t>
-      </w:r>
-      <w:r>
-        <w:rPr>
-          <w:b/>
-        </w:rPr>
-        <w:t>1974</w:t>
-      </w:r>
-      <w:r>
-        <w:t>.</w:t>
-      </w:r>
-    </w:p>
-    <w:p>
-      <w:pPr>
-        <w:spacing w:after="40"/>
-      </w:pPr>
-      <w:r>
-        <w:rPr>
-          <w:b w:val="0"/>
-          <w:i w:val="0"/>
-          <w:color w:val="5F7787"/>
-          <w:sz w:val="16"/>
-          <w:u w:val="none"/>
-        </w:rPr>
-        <w:t>STEP2.1.HAPPENS</w:t>
-      </w:r>
-    </w:p>
-    <w:p>
-      <w:pPr>
-        <w:spacing w:after="40"/>
-      </w:pPr>
-      <w:r>
-        <w:rPr>
-          <w:b/>
-          <w:i w:val="0"/>
-          <w:color w:val="066888"/>
-          <w:sz w:val="18"/>
-          <w:u w:val="none"/>
-        </w:rPr>
-        <w:t>What happens</w:t>
-      </w:r>
-    </w:p>
-    <w:p>
-      <w:pPr>
-        <w:spacing w:after="200"/>
-        <w:ind w:left="360"/>
-      </w:pPr>
-      <w:r>
-        <w:t>Two records. Both Dezmond, both born that year, neither with a Social Security Number on file. Nothing he has told you separates them.</w:t>
-      </w:r>
-    </w:p>
-    <w:p>
-      <w:pPr>
-        <w:spacing w:after="200"/>
-      </w:pPr>
-      <w:r>
-        <w:rPr>
-          <w:color w:val="D0DAE0"/>
-        </w:rPr>
-        <w:t>——————————————————————————————————————————————</w:t>
-      </w:r>
-    </w:p>
-    <w:p>
-      <w:pPr>
-        <w:spacing w:after="160"/>
-      </w:pPr>
-      <w:r>
-        <w:rPr>
-          <w:b/>
-          <w:i w:val="0"/>
-          <w:sz w:val="26"/>
-          <w:u w:val="none"/>
-        </w:rPr>
         <w:t>Step 3  (task-embed-3.html)</w:t>
-      </w:r>
-    </w:p>
-    <w:p>
-      <w:pPr>
-        <w:spacing w:after="40"/>
-      </w:pPr>
-      <w:r>
-        <w:rPr>
-          <w:b w:val="0"/>
-          <w:i w:val="0"/>
-          <w:color w:val="5F7787"/>
-          <w:sz w:val="16"/>
-          <w:u w:val="none"/>
-        </w:rPr>
-        <w:t>STEP3.1.DOES</w:t>
-      </w:r>
-    </w:p>
-    <w:p>
-      <w:pPr>
-        <w:spacing w:after="40"/>
-      </w:pPr>
-      <w:r>
-        <w:rPr>
-          <w:b/>
-          <w:i w:val="0"/>
-          <w:color w:val="066888"/>
-          <w:sz w:val="18"/>
-          <w:u w:val="none"/>
-        </w:rPr>
-        <w:t>Learner does</w:t>
-      </w:r>
-    </w:p>
-    <w:p>
-      <w:pPr>
-        <w:spacing w:after="200"/>
-        <w:ind w:left="360"/>
-      </w:pPr>
-      <w:r>
-        <w:t xml:space="preserve">Opens each record in turn and compares the </w:t>
-      </w:r>
-      <w:r>
-        <w:rPr>
-          <w:b/>
-        </w:rPr>
-        <w:t>Location</w:t>
-      </w:r>
-      <w:r>
-        <w:t xml:space="preserve"> tab and the </w:t>
-      </w:r>
-      <w:r>
-        <w:rPr>
-          <w:b/>
-        </w:rPr>
-        <w:t>Point of Contact</w:t>
-      </w:r>
-      <w:r>
-        <w:t xml:space="preserve"> against what he has said.</w:t>
       </w:r>
     </w:p>
     <w:p>
